--- a/rapports/16_02_2026/Abdou_FAYE/coh_EQ34_sup_103203030018.docx
+++ b/rapports/16_02_2026/Abdou_FAYE/coh_EQ34_sup_103203030018.docx
@@ -25,7 +25,7 @@
         <w:br/>
         <w:t>Grappe: 103203030018</w:t>
         <w:br/>
-        <w:t>Date: 16/02/2026 a 12:41</w:t>
+        <w:t>Date: 16/02/2026 a 12:58</w:t>
       </w:r>
     </w:p>
     <w:p/>

--- a/rapports/16_02_2026/Abdou_FAYE/coh_EQ34_sup_103203030018.docx
+++ b/rapports/16_02_2026/Abdou_FAYE/coh_EQ34_sup_103203030018.docx
@@ -25,7 +25,7 @@
         <w:br/>
         <w:t>Grappe: 103203030018</w:t>
         <w:br/>
-        <w:t>Date: 16/02/2026 a 12:58</w:t>
+        <w:t>Date: 16/02/2026 a 13:05</w:t>
       </w:r>
     </w:p>
     <w:p/>
@@ -379,39 +379,7 @@
           </w:tcPr>
           <w:p>
             <w:r>
-              <w:t>12</w:t>
-            </w:r>
-          </w:p>
-        </w:tc>
-      </w:tr>
-      <w:tr>
-        <w:tc>
-          <w:tcPr>
-            <w:tcW w:type="dxa" w:w="3324"/>
-          </w:tcPr>
-          <w:p>
-            <w:r>
-              <w:t>Section0</w:t>
-            </w:r>
-          </w:p>
-        </w:tc>
-        <w:tc>
-          <w:tcPr>
-            <w:tcW w:type="dxa" w:w="3324"/>
-          </w:tcPr>
-          <w:p>
-            <w:r>
-              <w:t>Identification et renseignements de controle</w:t>
-            </w:r>
-          </w:p>
-        </w:tc>
-        <w:tc>
-          <w:tcPr>
-            <w:tcW w:type="dxa" w:w="3324"/>
-          </w:tcPr>
-          <w:p>
-            <w:r>
-              <w:t>10</w:t>
+              <w:t>11</w:t>
             </w:r>
           </w:p>
         </w:tc>
@@ -444,6 +412,38 @@
           <w:p>
             <w:r>
               <w:t>10</w:t>
+            </w:r>
+          </w:p>
+        </w:tc>
+      </w:tr>
+      <w:tr>
+        <w:tc>
+          <w:tcPr>
+            <w:tcW w:type="dxa" w:w="3324"/>
+          </w:tcPr>
+          <w:p>
+            <w:r>
+              <w:t>Section0</w:t>
+            </w:r>
+          </w:p>
+        </w:tc>
+        <w:tc>
+          <w:tcPr>
+            <w:tcW w:type="dxa" w:w="3324"/>
+          </w:tcPr>
+          <w:p>
+            <w:r>
+              <w:t>Identification et renseignements de controle</w:t>
+            </w:r>
+          </w:p>
+        </w:tc>
+        <w:tc>
+          <w:tcPr>
+            <w:tcW w:type="dxa" w:w="3324"/>
+          </w:tcPr>
+          <w:p>
+            <w:r>
+              <w:t>9</w:t>
             </w:r>
           </w:p>
         </w:tc>
@@ -987,7 +987,7 @@
         <w:rPr>
           <w:sz w:val="20"/>
         </w:rPr>
-        <w:t>- Attention ! Le prix unitaire d'achat (1200 Fcfa) de Sucre en poudre  en Kg (taille unique) est relativement élevé par rapport aux autres prix observés dans cette zone. Prière de corriger ou de confirmer avec le QG. Avertissement!! le prix unitaire (100 Fcfa) de Thé en sachet (unité: Sachets) de taille Petit est très faible ou élevé. Prière de corriger ou de confirmer avec le QG. Incohérence!! Dans ce ménage, chaque individus consomme par jour .9107143 Kg  de cereale; Prière de revoir les quantités prises de ces produits. Incohérence!! Dans ce ménage, chaque individus consomme par jour .9107143 Kg  de cereale; Prière de revoir les quantités prises de ces produits.</w:t>
+        <w:t>- Attention ! Le prix unitaire d'achat (1200 Fcfa) de Sucre en poudre  en Kg (taille unique) est relativement élevé par rapport aux autres prix observés dans cette zone. Prière de corriger ou de confirmer avec le QG. Attention ! Le prix unitaire d'achat (666.6667 Fcfa) de Oignon frais en Kg (taille unique) est relativement élevé par rapport aux autres prix observés dans cette zone. Prière de corriger ou de confirmer avec le QG. Avertissement!! le prix unitaire (100 Fcfa) de Thé en sachet (unité: Sachets) de taille Petit est très faible ou élevé. Prière de corriger ou de confirmer avec le QG. Incohérence!! Dans ce ménage, chaque individus consomme par jour .9107143 Kg  de cereale; Prière de revoir les quantités prises de ces produits. Incohérence!! Dans ce ménage, chaque individus consomme par jour .9107143 Kg  de cereale; Prière de revoir les quantités prises de ces produits.</w:t>
       </w:r>
     </w:p>
     <w:p>
@@ -1184,7 +1184,7 @@
         <w:rPr>
           <w:sz w:val="20"/>
         </w:rPr>
-        <w:t>- Attention ! Animaux de labour a été achété à 700000 Fcfa est relativement élevé par rapport aux autres prix d'achat observés dans cette zone. Prière de corriger ou de confirmer avec le QG.</w:t>
+        <w:t>- Attention ! Animaux de labour a été achété à 700000 Fcfa est relativement élevé par rapport aux autres prix d'achat observés dans cette zone. Prière de corriger ou de confirmer avec le QG. Attention ! Animaux de labour a été revendu à 700000 Fcfa qui est relativement élevé par rapport aux autres prix de revente observés dans cette zone. Prière de corriger ou de confirmer avec le QG.</w:t>
       </w:r>
     </w:p>
     <w:p>
@@ -1509,27 +1509,6 @@
           <w:color w:val="4672C4"/>
           <w:sz w:val="22"/>
         </w:rPr>
-        <w:t>&gt;&gt; Section0 - Identification et renseignements de controle</w:t>
-      </w:r>
-    </w:p>
-    <w:p>
-      <w:pPr>
-        <w:ind w:left="283"/>
-      </w:pPr>
-      <w:r>
-        <w:rPr>
-          <w:sz w:val="20"/>
-        </w:rPr>
-        <w:t>- Le questionnaire semble ne pas être complètement fini mais le questionnaire est en statut complet, prière de compléter le questionnaire.</w:t>
-      </w:r>
-    </w:p>
-    <w:p>
-      <w:r>
-        <w:rPr>
-          <w:b/>
-          <w:color w:val="4672C4"/>
-          <w:sz w:val="22"/>
-        </w:rPr>
         <w:t>&gt;&gt; Section1 - Caracteristiques des membres</w:t>
       </w:r>
     </w:p>
@@ -1668,7 +1647,7 @@
         <w:rPr>
           <w:sz w:val="20"/>
         </w:rPr>
-        <w:t>- Attention ! Le prix unitaire d'achat (3500 Fcfa) de Viande de bœuf: filet, faux-filet en Kg (taille unique) est relativement élevé par rapport aux autres prix observés dans cette zone. Prière de corriger ou de confirmer avec le QG. Avertissement!! le prix unitaire (100 Fcfa) de Thé en sachet (unité: Sachets) de taille Petit est très faible ou élevé. Prière de corriger ou de confirmer avec le QG.</w:t>
+        <w:t>- Avertissement!! le prix unitaire (100 Fcfa) de Thé en sachet (unité: Sachets) de taille Petit est très faible ou élevé. Prière de corriger ou de confirmer avec le QG.</w:t>
       </w:r>
     </w:p>
     <w:p>
@@ -1779,8 +1758,6 @@
         <w:rPr>
           <w:sz w:val="20"/>
         </w:rPr>
-        <w:t xml:space="preserve">- Attention ! Houe asine a été revendu à 50000 Fcfa qui est relativement élevé par rapport aux autres prix de revente observés dans cette zone. Prière de corriger ou de confirmer avec le QG. </w:t>
-        <w:br/>
         <w:t>- Avertissement!! Le prix d'achat (300000 FCFA) de Animaux de labour est inférieur aux prix de revente (400000 FCFA), prière de verifier et corriger ou confirmer l'information avec le QG.</w:t>
       </w:r>
     </w:p>
@@ -2190,7 +2167,7 @@
         <w:rPr>
           <w:sz w:val="20"/>
         </w:rPr>
-        <w:t>- Avertissement!! le prix unitaire (100 Fcfa) de Thé en sachet (unité: Sachets) de taille Petit est très faible ou élevé. Prière de corriger ou de confirmer avec le QG. Avertissement!!! Le ménage a consommé 11 Sachets Moyen de Sucre en poudre , cette quantité semble anormale pour une consommation des 7 derniers jours.Prière de corriger ou de confirmer avec le QG. Incohérence!! Dans ce ménage, chaque individus consomme par jour .6190476 Kg  de cereale; Prière de revoir les quantités prises de ces produits. Incohérence!! Dans ce ménage, chaque individus consomme par jour .6190476 Kg  de cereale; Prière de revoir les quantités prises de ces produits.</w:t>
+        <w:t>- Attention ! Le prix unitaire d'achat (100 Fcfa) de Oignon frais en Pièce (Petit) est relativement élevé par rapport aux autres prix observés dans cette zone. Prière de corriger ou de confirmer avec le QG. Avertissement!! le prix unitaire (100 Fcfa) de Thé en sachet (unité: Sachets) de taille Petit est très faible ou élevé. Prière de corriger ou de confirmer avec le QG. Avertissement!!! Le ménage a consommé 11 Sachets Moyen de Sucre en poudre , cette quantité semble anormale pour une consommation des 7 derniers jours.Prière de corriger ou de confirmer avec le QG. Incohérence!! Dans ce ménage, chaque individus consomme par jour .6190476 Kg  de cereale; Prière de revoir les quantités prises de ces produits. Incohérence!! Dans ce ménage, chaque individus consomme par jour .6190476 Kg  de cereale; Prière de revoir les quantités prises de ces produits.</w:t>
       </w:r>
     </w:p>
     <w:p>
@@ -2697,7 +2674,7 @@
         <w:rPr>
           <w:sz w:val="20"/>
         </w:rPr>
-        <w:t>- Avertissement!! le prix unitaire (100 Fcfa) de Thé en sachet (unité: Sachets) de taille Moyen est très faible ou élevé. Prière de corriger ou de confirmer avec le QG. Avertissement!!! Le ménage a consommé 10 Pièce Petit de Mâchoiron séchée (Kon), cette quantité semble anormale pour une consommation des 7 derniers jours.Prière de corriger ou de confirmer avec le QG. Avertissement!!! Le ménage a consommé 14 Sachets Petit de Sucre en poudre , cette quantité semble anormale pour une consommation des 7 derniers jours.Prière de corriger ou de confirmer avec le QG. Incohérence!! Dans ce ménage, chaque individus consomme par jour .627551 Kg  de cereale; Prière de revoir les quantités prises de ces produits. Le prix d'achat unitaire (100 Fcfa) de Sel en Kg de taille  taille unique  est très faible, prière de regarder les reponses prises dans les questions s07bq07a s07bq07b s07bq07c s07bq08 pour mieux corriger.</w:t>
+        <w:t>- Attention ! Soupçons de quantité anormale! Le ménage de IBRAHIMA DIOP avec une taille de 7 personnes a consommé 7 Tas en Moyen de Capitaine frais qui est relativement élevé comme consommation par rapport à la condition de vie des autres ménages de même taille dans cette zone. Prière de corriger ou de confirmer avec le QG. Avertissement!! le prix unitaire (100 Fcfa) de Thé en sachet (unité: Sachets) de taille Moyen est très faible ou élevé. Prière de corriger ou de confirmer avec le QG. Avertissement!!! Le ménage a consommé 10 Pièce Petit de Mâchoiron séchée (Kon), cette quantité semble anormale pour une consommation des 7 derniers jours.Prière de corriger ou de confirmer avec le QG. Avertissement!!! Le ménage a consommé 14 Sachets Petit de Sucre en poudre , cette quantité semble anormale pour une consommation des 7 derniers jours.Prière de corriger ou de confirmer avec le QG. Incohérence!! Dans ce ménage, chaque individus consomme par jour .627551 Kg  de cereale; Prière de revoir les quantités prises de ces produits. Le prix d'achat unitaire (100 Fcfa) de Sel en Kg de taille  taille unique  est très faible, prière de regarder les reponses prises dans les questions s07bq07a s07bq07b s07bq07c s07bq08 pour mieux corriger.</w:t>
       </w:r>
     </w:p>
     <w:p>
@@ -2832,27 +2809,6 @@
           <w:sz w:val="20"/>
         </w:rPr>
         <w:t>- Prière de verifier la valeur de ce produit consommé ou stocké par mois dans le ménage, prière de corriger ou confirmer avec le QG.</w:t>
-      </w:r>
-    </w:p>
-    <w:p>
-      <w:r>
-        <w:rPr>
-          <w:b/>
-          <w:color w:val="4672C4"/>
-          <w:sz w:val="22"/>
-        </w:rPr>
-        <w:t>&gt;&gt; Section19 - Equipements agricoles</w:t>
-      </w:r>
-    </w:p>
-    <w:p>
-      <w:pPr>
-        <w:ind w:left="283"/>
-      </w:pPr>
-      <w:r>
-        <w:rPr>
-          <w:sz w:val="20"/>
-        </w:rPr>
-        <w:t>- Attention ! Houe asine a été revendu à 50000 Fcfa qui est relativement élevé par rapport aux autres prix de revente observés dans cette zone. Prière de corriger ou de confirmer avec le QG.</w:t>
       </w:r>
     </w:p>
     <w:p>
@@ -3338,7 +3294,7 @@
         <w:rPr>
           <w:sz w:val="20"/>
         </w:rPr>
-        <w:t>- Attention ! Le prix unitaire d'achat (100 Fcfa) de Concentré de tomate en Sachets industriel (Moyen) est relativement faible par rapport aux autres prix observés dans cette zone. Prière de corriger ou de confirmer avec le QG. Attention ! Soupçons de quantité anormale! Le ménage de IBRAHIMA BOYE avec une taille de 9 personnes a consommé 11 Sachets en Petit de Poivre qui est relativement élevé comme consommation par rapport à la condition de vie des autres ménages de même taille dans cette zone. Prière de corriger ou de confirmer avec le QG. Attention ! Soupçons de quantité anormale! Le ménage de IBRAHIMA BOYE avec une taille de 9 personnes a consommé 21 Pièce en Moyen de Oignon frais qui est relativement élevé comme consommation par rapport à la condition de vie des autres ménages de même taille dans cette zone. Prière de corriger ou de confirmer avec le QG. Avertissement!! le prix unitaire (100 Fcfa) de Thé en sachet (unité: Sachets) de taille Petit est très faible ou élevé. Prière de corriger ou de confirmer avec le QG. Avertissement!!! Le ménage a consommé 10 Pièce Moyen de Mâchoiron séchée (Kon), cette quantité semble anormale pour une consommation des 7 derniers jours.Prière de corriger ou de confirmer avec le QG. Avertissement!!! Le ménage a consommé 16 Sachets Petit de Sucre en poudre , cette quantité semble anormale pour une consommation des 7 derniers jours.Prière de corriger ou de confirmer avec le QG.</w:t>
+        <w:t>- Attention ! Le prix unitaire d'achat (100 Fcfa) de Concentré de tomate en Sachets industriel (Moyen) est relativement faible par rapport aux autres prix observés dans cette zone. Prière de corriger ou de confirmer avec le QG. Avertissement!! le prix unitaire (100 Fcfa) de Thé en sachet (unité: Sachets) de taille Petit est très faible ou élevé. Prière de corriger ou de confirmer avec le QG. Avertissement!!! Le ménage a consommé 10 Pièce Moyen de Mâchoiron séchée (Kon), cette quantité semble anormale pour une consommation des 7 derniers jours.Prière de corriger ou de confirmer avec le QG. Attention ! Le prix unitaire d'achat (250 Fcfa) de Mâchoiron séchée (Kon) en Pièce (Moyen) est relativement élevé par rapport aux autres prix observés dans cette zone. Prière de corriger ou de confirmer avec le QG. Avertissement!!! Le ménage a consommé 16 Sachets Petit de Sucre en poudre , cette quantité semble anormale pour une consommation des 7 derniers jours.Prière de corriger ou de confirmer avec le QG.</w:t>
       </w:r>
     </w:p>
     <w:p>
@@ -3518,13 +3474,11 @@
         </w:rPr>
         <w:t xml:space="preserve">- Attention ! Charrettes a été revendu à 150000 Fcfa qui est relativement élevé par rapport aux autres prix de revente observés dans cette zone. Prière de corriger ou de confirmer avec le QG. </w:t>
         <w:br/>
-        <w:t xml:space="preserve">- Attention ! Hache/pioche a été revendu à 5000 Fcfa qui est relativement élevé par rapport aux autres prix de revente observés dans cette zone. Prière de corriger ou de confirmer avec le QG. </w:t>
-        <w:br/>
         <w:t xml:space="preserve">- Attention ! Houe asine a été revendu à 60000 Fcfa qui est relativement élevé par rapport aux autres prix de revente observés dans cette zone. Prière de corriger ou de confirmer avec le QG. </w:t>
         <w:br/>
         <w:t xml:space="preserve">- Attention ! Machette a été revendu à 3000 Fcfa qui est relativement élevé par rapport aux autres prix de revente observés dans cette zone. Prière de corriger ou de confirmer avec le QG. </w:t>
         <w:br/>
-        <w:t>- Avertissement!! Le prix d'achat (650000 FCFA) de Animaux de labour est inférieur aux prix de revente (850000 FCFA), prière de verifier et corriger ou confirmer l'information avec le QG.</w:t>
+        <w:t>- Avertissement!! Le prix d'achat (650000 FCFA) de Animaux de labour est inférieur aux prix de revente (850000 FCFA), prière de verifier et corriger ou confirmer l'information avec le QG. Attention ! Animaux de labour a été achété à 650000 Fcfa est relativement élevé par rapport aux autres prix d'achat observés dans cette zone. Prière de corriger ou de confirmer avec le QG.</w:t>
       </w:r>
     </w:p>
     <w:p>
@@ -4244,7 +4198,7 @@
         <w:rPr>
           <w:sz w:val="20"/>
         </w:rPr>
-        <w:t xml:space="preserve">- Attention ! Charrettes a été revendu à 175000 Fcfa qui est relativement élevé par rapport aux autres prix de revente observés dans cette zone. Prière de corriger ou de confirmer avec le QG. </w:t>
+        <w:t xml:space="preserve">- Attention ! Charrettes a été achété à 175000 Fcfa est relativement élevé par rapport aux autres prix d'achat observés dans cette zone. Prière de corriger ou de confirmer avec le QG. Attention ! Charrettes a été revendu à 175000 Fcfa qui est relativement élevé par rapport aux autres prix de revente observés dans cette zone. Prière de corriger ou de confirmer avec le QG. </w:t>
         <w:br/>
         <w:t>- Avertissement!! Le prix d'achat (510000 FCFA) de Animaux de labour est inférieur aux prix de revente (800000 FCFA), prière de verifier et corriger ou confirmer l'information avec le QG.</w:t>
       </w:r>
@@ -5407,7 +5361,7 @@
         <w:rPr>
           <w:sz w:val="20"/>
         </w:rPr>
-        <w:t>- Avertissement!! le prix unitaire (100 Fcfa) de Thé en sachet (unité: Sachets) de taille Petit est très faible ou élevé. Prière de corriger ou de confirmer avec le QG. Avertissement!!! Le ménage a consommé 14 Sachets Moyen de Sucre en poudre , cette quantité semble anormale pour une consommation des 7 derniers jours.Prière de corriger ou de confirmer avec le QG. Avertissement!!! Le ménage a consommé 7 Cuillère Moyen de Pâte d'arachide, cette quantité semble anormale pour une consommation des 7 derniers jours. Etes vous sur d'avoir selectionner la bonne unitée ? prière de verifier et corriger. Incohérence!! Dans ce ménage, chaque individus consomme par jour .6607143 Kg  de cereale; Prière de revoir les quantités prises de ces produits. Incohérence!! Dans ce ménage, chaque individus consomme par jour .6607143 Kg  de cereale; Prière de revoir les quantités prises de ces produits. Le prix d'achat unitaire (80 Fcfa) de Sel en Kg de taille  taille unique  est très faible, prière de regarder les reponses prises dans les questions s07bq07a s07bq07b s07bq07c s07bq08 pour mieux corriger.</w:t>
+        <w:t>- Avertissement!! le prix unitaire (100 Fcfa) de Thé en sachet (unité: Sachets) de taille Petit est très faible ou élevé. Prière de corriger ou de confirmer avec le QG. Avertissement!!! Le ménage a consommé 14 Sachets Moyen de Sucre en poudre , cette quantité semble anormale pour une consommation des 7 derniers jours.Prière de corriger ou de confirmer avec le QG. Avertissement!!! Le ménage a consommé 7 Cuillère Moyen de Pâte d'arachide, cette quantité semble anormale pour une consommation des 7 derniers jours. Etes vous sur d'avoir selectionner la bonne unitée ? prière de verifier et corriger. Incohérence!! Dans ce ménage, chaque individus consomme par jour .7053571 Kg  de cereale; Prière de revoir les quantités prises de ces produits. Incohérence!! Dans ce ménage, chaque individus consomme par jour .7053571 Kg  de cereale; Prière de revoir les quantités prises de ces produits. Le prix d'achat unitaire (80 Fcfa) de Sel en Kg de taille  taille unique  est très faible, prière de regarder les reponses prises dans les questions s07bq07a s07bq07b s07bq07c s07bq08 pour mieux corriger.</w:t>
       </w:r>
     </w:p>
     <w:p>
@@ -6756,7 +6710,7 @@
         <w:rPr>
           <w:sz w:val="20"/>
         </w:rPr>
-        <w:t>- Attention ! Le prix unitaire d'achat (150 Fcfa) de Concentré de tomate en Sachets industriel (Moyen) est relativement élevé par rapport aux autres prix observés dans cette zone. Prière de corriger ou de confirmer avec le QG. Attention ! Le prix unitaire d'achat (350 Fcfa) de Lait frais de vache en Litre (taille unique) est relativement élevé par rapport aux autres prix observés dans cette zone. Prière de corriger ou de confirmer avec le QG. Avertissement!! le prix unitaire (100 Fcfa) de Thé en sachet (unité: Sachets) de taille Petit est très faible ou élevé. Prière de corriger ou de confirmer avec le QG. Avertissement!!! Le ménage a consommé 16 Sachets Petit de Sucre en poudre , cette quantité semble anormale pour une consommation des 7 derniers jours.Prière de corriger ou de confirmer avec le QG. Incohérence!! Dans ce ménage, chaque individus consomme par jour .8469387 Kg  de cereale; Prière de revoir les quantités prises de ces produits. Incohérence!! Dans ce ménage, chaque individus consomme par jour .8469387 Kg  de cereale; Prière de revoir les quantités prises de ces produits. Incohérence!! Dans ce ménage, chaque individus consomme par jour .8469387 Kg  de cereale; Prière de revoir les quantités prises de ces produits.</w:t>
+        <w:t>- Attention ! Le prix unitaire d'achat (150 Fcfa) de Concentré de tomate en Sachets industriel (Moyen) est relativement élevé par rapport aux autres prix observés dans cette zone. Prière de corriger ou de confirmer avec le QG. Attention ! Le prix unitaire d'achat (350 Fcfa) de Lait frais de vache en Litre (taille unique) est relativement élevé par rapport aux autres prix observés dans cette zone. Prière de corriger ou de confirmer avec le QG. Attention ! Le prix unitaire d'achat (500 Fcfa) de Oignon frais en Kg (taille unique) est relativement faible par rapport aux autres prix observés dans cette zone. Prière de corriger ou de confirmer avec le QG. Avertissement!! le prix unitaire (100 Fcfa) de Thé en sachet (unité: Sachets) de taille Petit est très faible ou élevé. Prière de corriger ou de confirmer avec le QG. Avertissement!!! Le ménage a consommé 16 Sachets Petit de Sucre en poudre , cette quantité semble anormale pour une consommation des 7 derniers jours.Prière de corriger ou de confirmer avec le QG. Incohérence!! Dans ce ménage, chaque individus consomme par jour .8469387 Kg  de cereale; Prière de revoir les quantités prises de ces produits. Incohérence!! Dans ce ménage, chaque individus consomme par jour .8469387 Kg  de cereale; Prière de revoir les quantités prises de ces produits. Incohérence!! Dans ce ménage, chaque individus consomme par jour .8469387 Kg  de cereale; Prière de revoir les quantités prises de ces produits.</w:t>
       </w:r>
     </w:p>
     <w:p>
@@ -7388,7 +7342,7 @@
         <w:rPr>
           <w:sz w:val="20"/>
         </w:rPr>
-        <w:t>- Avertissement!! le prix unitaire (100 Fcfa) de Thé en sachet (unité: Sachets) de taille Petit est très faible ou élevé. Prière de corriger ou de confirmer avec le QG. Incohérence!! Dans ce ménage, chaque individus consomme par jour .6136364 Kg  de cereale; Prière de revoir les quantités prises de ces produits. Incohérence!! Dans ce ménage, chaque individus consomme par jour .6136364 Kg  de cereale; Prière de revoir les quantités prises de ces produits. Incohérence!! Dans ce ménage, chaque individus consomme par jour .6136364 Kg  de cereale; Prière de revoir les quantités prises de ces produits. Incohérence!! Dans ce ménage, chaque individus consomme par jour .6136364 Kg  de cereale; Prière de revoir les quantités prises de ces produits.</w:t>
+        <w:t>- Attention ! Le prix unitaire d'achat (200 Fcfa) de Petit cola en Pièce (Petit) est relativement élevé par rapport aux autres prix observés dans cette zone. Prière de corriger ou de confirmer avec le QG. Avertissement!! le prix unitaire (100 Fcfa) de Thé en sachet (unité: Sachets) de taille Petit est très faible ou élevé. Prière de corriger ou de confirmer avec le QG. Incohérence!! Dans ce ménage, chaque individus consomme par jour .6136364 Kg  de cereale; Prière de revoir les quantités prises de ces produits. Incohérence!! Dans ce ménage, chaque individus consomme par jour .6136364 Kg  de cereale; Prière de revoir les quantités prises de ces produits. Incohérence!! Dans ce ménage, chaque individus consomme par jour .6136364 Kg  de cereale; Prière de revoir les quantités prises de ces produits. Incohérence!! Dans ce ménage, chaque individus consomme par jour .6136364 Kg  de cereale; Prière de revoir les quantités prises de ces produits.</w:t>
       </w:r>
     </w:p>
     <w:p>
@@ -7993,7 +7947,7 @@
         <w:rPr>
           <w:sz w:val="20"/>
         </w:rPr>
-        <w:t>- Avertissement!! le prix unitaire (200 Fcfa) de Thé en sachet (unité: Sachets) de taille Petit est très faible ou élevé. Prière de corriger ou de confirmer avec le QG. Attention ! Le prix unitaire d'achat (200 Fcfa) de Thé en sachet en Sachets (Petit) est relativement élevé par rapport aux autres prix observés dans cette zone. Prière de corriger ou de confirmer avec le QG. Avertissement!!! Le ménage a consommé 19 Sachets Petit de Sucre en poudre , cette quantité semble anormale pour une consommation des 7 derniers jours.Prière de corriger ou de confirmer avec le QG. Avertissement!!! Le ménage a consommé 26 Pièce Petit de Mâchoiron séchée (Kon), cette quantité semble anormale pour une consommation des 7 derniers jours.Prière de corriger ou de confirmer avec le QG. Avertissement!!! Le ménage a consommé 36 Cube Petit de Cube alimentaire (Maggi, Jumbo, ), cette quantité semble anormale pour une consommation des 7 derniers jours.Prière de corriger ou de confirmer avec le QG. Avertissement!!! Le ménage a consommé 43 Pièce Petit de Oignon frais, cette quantité semble anormale pour une consommation des 7 derniers jours.Prière de corriger ou de confirmer avec le QG. Incohérence!! Dans ce ménage, chaque individus consomme par jour .6565934 Kg  de cereale; Prière de revoir les quantités prises de ces produits. Incohérence!! Dans ce ménage, chaque individus consomme par jour .6565934 Kg  de cereale; Prière de revoir les quantités prises de ces produits.</w:t>
+        <w:t>- Attention ! Soupçons de quantité anormale! Le ménage de AMADOU DIOP avec une taille de 13 personnes a consommé 24 Sachets en Petit de Poivre qui est relativement élevé comme consommation par rapport à la condition de vie des autres ménages de même taille dans cette zone. Prière de corriger ou de confirmer avec le QG. Avertissement!! le prix unitaire (200 Fcfa) de Thé en sachet (unité: Sachets) de taille Petit est très faible ou élevé. Prière de corriger ou de confirmer avec le QG. Attention ! Le prix unitaire d'achat (200 Fcfa) de Thé en sachet en Sachets (Petit) est relativement élevé par rapport aux autres prix observés dans cette zone. Prière de corriger ou de confirmer avec le QG. Avertissement!!! Le ménage a consommé 19 Sachets Petit de Sucre en poudre , cette quantité semble anormale pour une consommation des 7 derniers jours.Prière de corriger ou de confirmer avec le QG. Avertissement!!! Le ménage a consommé 26 Pièce Petit de Mâchoiron séchée (Kon), cette quantité semble anormale pour une consommation des 7 derniers jours.Prière de corriger ou de confirmer avec le QG. Avertissement!!! Le ménage a consommé 36 Cube Petit de Cube alimentaire (Maggi, Jumbo, ), cette quantité semble anormale pour une consommation des 7 derniers jours.Prière de corriger ou de confirmer avec le QG. Avertissement!!! Le ménage a consommé 43 Pièce Petit de Oignon frais, cette quantité semble anormale pour une consommation des 7 derniers jours.Prière de corriger ou de confirmer avec le QG. Incohérence!! Dans ce ménage, chaque individus consomme par jour .6565934 Kg  de cereale; Prière de revoir les quantités prises de ces produits. Incohérence!! Dans ce ménage, chaque individus consomme par jour .6565934 Kg  de cereale; Prière de revoir les quantités prises de ces produits.</w:t>
       </w:r>
     </w:p>
     <w:p>
